--- a/lab1.docx
+++ b/lab1.docx
@@ -10,18 +10,101 @@
       </w:pPr>
     </w:p>
     <w:p>
+      <w:pPr>
+        <w:rPr>
+          <w:lang w:val="en-US"/>
+        </w:rPr>
+      </w:pPr>
       <w:hyperlink r:id="rId4" w:history="1">
         <w:r>
           <w:rPr>
             <w:rStyle w:val="af0"/>
+            <w:lang w:val="en-US"/>
           </w:rPr>
-          <w:t>https://katykonnova.github.io/TownSite/</w:t>
+          <w:t>https://katy</w:t>
+        </w:r>
+        <w:r>
+          <w:rPr>
+            <w:rStyle w:val="af0"/>
+            <w:lang w:val="en-US"/>
+          </w:rPr>
+          <w:t>k</w:t>
+        </w:r>
+        <w:r>
+          <w:rPr>
+            <w:rStyle w:val="af0"/>
+            <w:lang w:val="en-US"/>
+          </w:rPr>
+          <w:t>onno</w:t>
+        </w:r>
+        <w:r>
+          <w:rPr>
+            <w:rStyle w:val="af0"/>
+            <w:lang w:val="en-US"/>
+          </w:rPr>
+          <w:t>v</w:t>
+        </w:r>
+        <w:r>
+          <w:rPr>
+            <w:rStyle w:val="af0"/>
+            <w:lang w:val="en-US"/>
+          </w:rPr>
+          <w:t>a</w:t>
+        </w:r>
+        <w:r>
+          <w:rPr>
+            <w:rStyle w:val="af0"/>
+            <w:lang w:val="en-US"/>
+          </w:rPr>
+          <w:t>.git</w:t>
+        </w:r>
+        <w:r>
+          <w:rPr>
+            <w:rStyle w:val="af0"/>
+            <w:lang w:val="en-US"/>
+          </w:rPr>
+          <w:t>h</w:t>
+        </w:r>
+        <w:r>
+          <w:rPr>
+            <w:rStyle w:val="af0"/>
+            <w:lang w:val="en-US"/>
+          </w:rPr>
+          <w:t>ub.io</w:t>
+        </w:r>
+        <w:r>
+          <w:rPr>
+            <w:rStyle w:val="af0"/>
+            <w:lang w:val="en-US"/>
+          </w:rPr>
+          <w:t>/</w:t>
+        </w:r>
+        <w:r>
+          <w:rPr>
+            <w:rStyle w:val="af0"/>
+            <w:lang w:val="en-US"/>
+          </w:rPr>
+          <w:t>web</w:t>
+        </w:r>
+        <w:r>
+          <w:rPr>
+            <w:rStyle w:val="af0"/>
+            <w:lang w:val="en-US"/>
+          </w:rPr>
+          <w:t>-</w:t>
+        </w:r>
+        <w:r>
+          <w:rPr>
+            <w:rStyle w:val="af0"/>
+            <w:lang w:val="en-US"/>
+          </w:rPr>
+          <w:t>labs/</w:t>
         </w:r>
       </w:hyperlink>
       <w:r>
-        <w:t xml:space="preserve"> - инд. задание «Мой город»</w:t>
-      </w:r>
-      <w:r>
+        <w:rPr>
+          <w:lang w:val="en-US"/>
+        </w:rPr>
         <w:br/>
       </w:r>
     </w:p>
@@ -1062,6 +1145,18 @@
       <w:shd w:val="clear" w:color="auto" w:fill="E1DFDD"/>
     </w:rPr>
   </w:style>
+  <w:style w:type="character" w:styleId="af2">
+    <w:name w:val="FollowedHyperlink"/>
+    <w:basedOn w:val="a0"/>
+    <w:uiPriority w:val="99"/>
+    <w:semiHidden/>
+    <w:unhideWhenUsed/>
+    <w:rsid w:val="005A7683"/>
+    <w:rPr>
+      <w:color w:val="96607D" w:themeColor="followedHyperlink"/>
+      <w:u w:val="single"/>
+    </w:rPr>
+  </w:style>
 </w:styles>
 </file>
 
